--- a/contest/07_工程化维护与可靠性.docx
+++ b/contest/07_工程化维护与可靠性.docx
@@ -33,7 +33,7 @@
     </w:p>
     <w:p>
       <w:r>
-        <w:t>生成日期：2026-10-08　作者：Author</w:t>
+        <w:t>生成日期：2026-10-08　作者：William-Trader</w:t>
       </w:r>
     </w:p>
     <w:p>
